--- a/Documentation/Misc writeups/OtherMortalityResponseFunction_manual.docx
+++ b/Documentation/Misc writeups/OtherMortalityResponseFunction_manual.docx
@@ -1,6 +1,6 @@
 
 <file path=word/document.xml><?xml version="1.0" encoding="utf-8"?>
-<w:document xmlns:wpc="http://schemas.microsoft.com/office/word/2010/wordprocessingCanvas" xmlns:cx="http://schemas.microsoft.com/office/drawing/2014/chartex" xmlns:cx1="http://schemas.microsoft.com/office/drawing/2015/9/8/chartex" xmlns:cx2="http://schemas.microsoft.com/office/drawing/2015/10/21/chartex" xmlns:cx3="http://schemas.microsoft.com/office/drawing/2016/5/9/chartex" xmlns:cx4="http://schemas.microsoft.com/office/drawing/2016/5/10/chartex" xmlns:cx5="http://schemas.microsoft.com/office/drawing/2016/5/11/chartex" xmlns:cx6="http://schemas.microsoft.com/office/drawing/2016/5/12/chartex" xmlns:cx7="http://schemas.microsoft.com/office/drawing/2016/5/13/chartex" xmlns:cx8="http://schemas.microsoft.com/office/drawing/2016/5/14/chartex" xmlns:mc="http://schemas.openxmlformats.org/markup-compatibility/2006" xmlns:aink="http://schemas.microsoft.com/office/drawing/2016/ink" xmlns:am3d="http://schemas.microsoft.com/office/drawing/2017/model3d" xmlns:o="urn:schemas-microsoft-com:office:office" xmlns:r="http://schemas.openxmlformats.org/officeDocument/2006/relationships" xmlns:m="http://schemas.openxmlformats.org/officeDocument/2006/math" xmlns:v="urn:schemas-microsoft-com:vml" xmlns:wp14="http://schemas.microsoft.com/office/word/2010/wordprocessingDrawing" xmlns:wp="http://schemas.openxmlformats.org/drawingml/2006/wordprocessingDrawing" xmlns:w10="urn:schemas-microsoft-com:office:word" xmlns:w="http://schemas.openxmlformats.org/wordprocessingml/2006/main" xmlns:w14="http://schemas.microsoft.com/office/word/2010/wordml" xmlns:w15="http://schemas.microsoft.com/office/word/2012/wordml" xmlns:w16cid="http://schemas.microsoft.com/office/word/2016/wordml/cid" xmlns:w16se="http://schemas.microsoft.com/office/word/2015/wordml/symex" xmlns:wpg="http://schemas.microsoft.com/office/word/2010/wordprocessingGroup" xmlns:wpi="http://schemas.microsoft.com/office/word/2010/wordprocessingInk" xmlns:wne="http://schemas.microsoft.com/office/word/2006/wordml" xmlns:wps="http://schemas.microsoft.com/office/word/2010/wordprocessingShape" mc:Ignorable="w14 w15 w16se w16cid wp14">
+<w:document xmlns:wpc="http://schemas.microsoft.com/office/word/2010/wordprocessingCanvas" xmlns:cx="http://schemas.microsoft.com/office/drawing/2014/chartex" xmlns:cx1="http://schemas.microsoft.com/office/drawing/2015/9/8/chartex" xmlns:cx2="http://schemas.microsoft.com/office/drawing/2015/10/21/chartex" xmlns:cx3="http://schemas.microsoft.com/office/drawing/2016/5/9/chartex" xmlns:cx4="http://schemas.microsoft.com/office/drawing/2016/5/10/chartex" xmlns:cx5="http://schemas.microsoft.com/office/drawing/2016/5/11/chartex" xmlns:cx6="http://schemas.microsoft.com/office/drawing/2016/5/12/chartex" xmlns:cx7="http://schemas.microsoft.com/office/drawing/2016/5/13/chartex" xmlns:cx8="http://schemas.microsoft.com/office/drawing/2016/5/14/chartex" xmlns:mc="http://schemas.openxmlformats.org/markup-compatibility/2006" xmlns:aink="http://schemas.microsoft.com/office/drawing/2016/ink" xmlns:am3d="http://schemas.microsoft.com/office/drawing/2017/model3d" xmlns:o="urn:schemas-microsoft-com:office:office" xmlns:oel="http://schemas.microsoft.com/office/2019/extlst" xmlns:r="http://schemas.openxmlformats.org/officeDocument/2006/relationships" xmlns:m="http://schemas.openxmlformats.org/officeDocument/2006/math" xmlns:v="urn:schemas-microsoft-com:vml" xmlns:wp14="http://schemas.microsoft.com/office/word/2010/wordprocessingDrawing" xmlns:wp="http://schemas.openxmlformats.org/drawingml/2006/wordprocessingDrawing" xmlns:w10="urn:schemas-microsoft-com:office:word" xmlns:w="http://schemas.openxmlformats.org/wordprocessingml/2006/main" xmlns:w14="http://schemas.microsoft.com/office/word/2010/wordml" xmlns:w15="http://schemas.microsoft.com/office/word/2012/wordml" xmlns:w16cex="http://schemas.microsoft.com/office/word/2018/wordml/cex" xmlns:w16cid="http://schemas.microsoft.com/office/word/2016/wordml/cid" xmlns:w16="http://schemas.microsoft.com/office/word/2018/wordml" xmlns:w16du="http://schemas.microsoft.com/office/word/2023/wordml/word16du" xmlns:w16sdtdh="http://schemas.microsoft.com/office/word/2020/wordml/sdtdatahash" xmlns:w16se="http://schemas.microsoft.com/office/word/2015/wordml/symex" xmlns:wpg="http://schemas.microsoft.com/office/word/2010/wordprocessingGroup" xmlns:wpi="http://schemas.microsoft.com/office/word/2010/wordprocessingInk" xmlns:wne="http://schemas.microsoft.com/office/word/2006/wordml" xmlns:wps="http://schemas.microsoft.com/office/word/2010/wordprocessingShape" mc:Ignorable="w14 w15 w16se w16cid w16 w16cex w16sdtdh w16du wp14">
   <w:body>
     <w:p>
       <w:pPr>
@@ -85,30 +85,57 @@
         <w:jc w:val="center"/>
       </w:pPr>
       <w:r>
-        <w:pict w14:anchorId="55A95A2E">
-          <v:shapetype id="_x0000_t75" coordsize="21600,21600" o:spt="75" o:preferrelative="t" path="m@4@5l@4@11@9@11@9@5xe" filled="f" stroked="f">
-            <v:stroke joinstyle="miter"/>
-            <v:formulas>
-              <v:f eqn="if lineDrawn pixelLineWidth 0"/>
-              <v:f eqn="sum @0 1 0"/>
-              <v:f eqn="sum 0 0 @1"/>
-              <v:f eqn="prod @2 1 2"/>
-              <v:f eqn="prod @3 21600 pixelWidth"/>
-              <v:f eqn="prod @3 21600 pixelHeight"/>
-              <v:f eqn="sum @0 0 1"/>
-              <v:f eqn="prod @6 1 2"/>
-              <v:f eqn="prod @7 21600 pixelWidth"/>
-              <v:f eqn="sum @8 21600 0"/>
-              <v:f eqn="prod @7 21600 pixelHeight"/>
-              <v:f eqn="sum @10 21600 0"/>
-            </v:formulas>
-            <v:path o:extrusionok="f" gradientshapeok="t" o:connecttype="rect"/>
-            <o:lock v:ext="edit" aspectratio="t"/>
-          </v:shapetype>
-          <v:shape id="_x0000_i1025" type="#_x0000_t75" style="width:175.7pt;height:79pt">
-            <v:imagedata r:id="rId6" o:title="Fig0"/>
-          </v:shape>
-        </w:pict>
+        <w:rPr>
+          <w:noProof/>
+        </w:rPr>
+        <w:drawing>
+          <wp:inline distT="0" distB="0" distL="0" distR="0" wp14:anchorId="2D880E8E" wp14:editId="673DBA4B">
+            <wp:extent cx="3276600" cy="3314700"/>
+            <wp:effectExtent l="0" t="0" r="0" b="0"/>
+            <wp:docPr id="1089930410" name="Picture 1"/>
+            <wp:cNvGraphicFramePr>
+              <a:graphicFrameLocks xmlns:a="http://schemas.openxmlformats.org/drawingml/2006/main" noChangeAspect="1"/>
+            </wp:cNvGraphicFramePr>
+            <a:graphic xmlns:a="http://schemas.openxmlformats.org/drawingml/2006/main">
+              <a:graphicData uri="http://schemas.openxmlformats.org/drawingml/2006/picture">
+                <pic:pic xmlns:pic="http://schemas.openxmlformats.org/drawingml/2006/picture">
+                  <pic:nvPicPr>
+                    <pic:cNvPr id="0" name="Picture 3"/>
+                    <pic:cNvPicPr>
+                      <a:picLocks noChangeAspect="1" noChangeArrowheads="1"/>
+                    </pic:cNvPicPr>
+                  </pic:nvPicPr>
+                  <pic:blipFill>
+                    <a:blip r:embed="rId6">
+                      <a:extLst>
+                        <a:ext uri="{28A0092B-C50C-407E-A947-70E740481C1C}">
+                          <a14:useLocalDpi xmlns:a14="http://schemas.microsoft.com/office/drawing/2010/main" val="0"/>
+                        </a:ext>
+                      </a:extLst>
+                    </a:blip>
+                    <a:srcRect/>
+                    <a:stretch>
+                      <a:fillRect/>
+                    </a:stretch>
+                  </pic:blipFill>
+                  <pic:spPr bwMode="auto">
+                    <a:xfrm>
+                      <a:off x="0" y="0"/>
+                      <a:ext cx="3276600" cy="3314700"/>
+                    </a:xfrm>
+                    <a:prstGeom prst="rect">
+                      <a:avLst/>
+                    </a:prstGeom>
+                    <a:noFill/>
+                    <a:ln>
+                      <a:noFill/>
+                    </a:ln>
+                  </pic:spPr>
+                </pic:pic>
+              </a:graphicData>
+            </a:graphic>
+          </wp:inline>
+        </w:drawing>
       </w:r>
     </w:p>
     <w:p>
@@ -123,6 +150,7 @@
           <w:noProof/>
           <w:highlight w:val="yellow"/>
         </w:rPr>
+        <w:lastRenderedPageBreak/>
         <w:drawing>
           <wp:anchor distT="0" distB="0" distL="114300" distR="114300" simplePos="0" relativeHeight="251656192" behindDoc="0" locked="0" layoutInCell="1" allowOverlap="0" wp14:anchorId="5CF577E4" wp14:editId="7AB50EB2">
             <wp:simplePos x="0" y="0"/>
@@ -293,7 +321,6 @@
           <w:docPartUnique/>
         </w:docPartObj>
       </w:sdtPr>
-      <w:sdtEndPr/>
       <w:sdtContent>
         <w:p>
           <w:pPr>
@@ -829,15 +856,12 @@
         </w:rPr>
         <w:t>3</w:t>
       </w:r>
-      <w:bookmarkStart w:id="2" w:name="_GoBack"/>
-      <w:bookmarkEnd w:id="2"/>
       <w:r>
         <w:rPr>
           <w:highlight w:val="yellow"/>
         </w:rPr>
         <w:t xml:space="preserve"> to EwE version 6.7.0.0 Alpha </w:t>
       </w:r>
-      <w:proofErr w:type="spellStart"/>
       <w:r>
         <w:rPr>
           <w:highlight w:val="yellow"/>
@@ -850,7 +874,6 @@
         </w:rPr>
         <w:t>release</w:t>
       </w:r>
-      <w:proofErr w:type="spellEnd"/>
       <w:r>
         <w:t xml:space="preserve">. </w:t>
       </w:r>
@@ -859,11 +882,11 @@
       <w:pPr>
         <w:pStyle w:val="Heading1"/>
       </w:pPr>
-      <w:bookmarkStart w:id="3" w:name="_Toc93998917"/>
+      <w:bookmarkStart w:id="2" w:name="_Toc93998917"/>
       <w:r>
         <w:t>Acknowledgements</w:t>
       </w:r>
-      <w:bookmarkEnd w:id="3"/>
+      <w:bookmarkEnd w:id="2"/>
     </w:p>
     <w:p>
       <w:r>
@@ -972,24 +995,22 @@
       <w:pPr>
         <w:pStyle w:val="Heading1"/>
       </w:pPr>
-      <w:bookmarkStart w:id="4" w:name="_Toc93998918"/>
+      <w:bookmarkStart w:id="3" w:name="_Toc93998918"/>
       <w:r>
         <w:lastRenderedPageBreak/>
         <w:t>Summary</w:t>
       </w:r>
-      <w:bookmarkEnd w:id="4"/>
+      <w:bookmarkEnd w:id="3"/>
     </w:p>
     <w:p>
       <w:r>
         <w:t>Aquatic ecosystems are often exposed to mass mortality events that can be caused by a variety of factors such as low dissolved oxygen, harmful algal blooms, extreme heat/cold events, contaminants, or noise pollution.  The EwE software includes the ability link environmental drivers to the ‘other mortality’ (M0) component (</w:t>
       </w:r>
       <w:proofErr w:type="spellStart"/>
-      <w:proofErr w:type="gramStart"/>
       <w:r>
         <w:t>non fishing</w:t>
       </w:r>
       <w:proofErr w:type="spellEnd"/>
-      <w:proofErr w:type="gramEnd"/>
       <w:r>
         <w:t xml:space="preserve"> or predation) to simulate direct lethal effects of environmental stressors.  The MO response function can be used in combination with the habitat capacity model to capture both lethal and sublethal (feeding and movement) effects in the model.   </w:t>
       </w:r>
@@ -1001,11 +1022,11 @@
       <w:pPr>
         <w:pStyle w:val="Heading1"/>
       </w:pPr>
-      <w:bookmarkStart w:id="5" w:name="_Toc93998919"/>
+      <w:bookmarkStart w:id="4" w:name="_Toc93998919"/>
       <w:r>
         <w:t>Computations</w:t>
       </w:r>
-      <w:bookmarkEnd w:id="5"/>
+      <w:bookmarkEnd w:id="4"/>
     </w:p>
     <w:p>
       <w:r>
@@ -1195,7 +1216,7 @@
       <w:r>
         <w:t>, to match Ecopath M0 units</w:t>
       </w:r>
-      <w:bookmarkStart w:id="6" w:name="_Hlk125120172"/>
+      <w:bookmarkStart w:id="5" w:name="_Hlk125120172"/>
       <w:r>
         <w:t xml:space="preserve"> (</w:t>
       </w:r>
@@ -1336,14 +1357,7 @@
             <w:rFonts w:ascii="Cambria Math" w:hAnsi="Cambria Math"/>
             <w:lang w:val="en-US"/>
           </w:rPr>
-          <m:t>*</m:t>
-        </m:r>
-        <m:r>
-          <w:rPr>
-            <w:rFonts w:ascii="Cambria Math" w:hAnsi="Cambria Math"/>
-            <w:lang w:val="en-US"/>
-          </w:rPr>
-          <m:t>12</m:t>
+          <m:t>*12</m:t>
         </m:r>
       </m:oMath>
       <w:r>
@@ -1399,7 +1413,7 @@
         <w:t xml:space="preserve">                                                         Eq. 2 </w:t>
       </w:r>
     </w:p>
-    <w:bookmarkEnd w:id="6"/>
+    <w:bookmarkEnd w:id="5"/>
     <w:p/>
     <w:p/>
     <w:p>
@@ -1501,19 +1515,7 @@
                   <w:rPr>
                     <w:rFonts w:ascii="Cambria Math" w:hAnsi="Cambria Math"/>
                   </w:rPr>
-                  <m:t>M</m:t>
-                </m:r>
-                <m:r>
-                  <w:rPr>
-                    <w:rFonts w:ascii="Cambria Math" w:hAnsi="Cambria Math"/>
-                  </w:rPr>
-                  <m:t>0</m:t>
-                </m:r>
-                <m:r>
-                  <w:rPr>
-                    <w:rFonts w:ascii="Cambria Math" w:hAnsi="Cambria Math"/>
-                  </w:rPr>
-                  <m:t>base</m:t>
+                  <m:t>M0base</m:t>
                 </m:r>
               </m:e>
               <m:sub>
@@ -1545,19 +1547,7 @@
                   <w:rPr>
                     <w:rFonts w:ascii="Cambria Math" w:hAnsi="Cambria Math"/>
                   </w:rPr>
-                  <m:t>M</m:t>
-                </m:r>
-                <m:r>
-                  <w:rPr>
-                    <w:rFonts w:ascii="Cambria Math" w:hAnsi="Cambria Math"/>
-                  </w:rPr>
-                  <m:t>0</m:t>
-                </m:r>
-                <m:r>
-                  <w:rPr>
-                    <w:rFonts w:ascii="Cambria Math" w:hAnsi="Cambria Math"/>
-                  </w:rPr>
-                  <m:t>mult</m:t>
+                  <m:t>M0mult</m:t>
                 </m:r>
               </m:e>
               <m:sub>
@@ -1605,19 +1595,7 @@
                       <w:rPr>
                         <w:rFonts w:ascii="Cambria Math" w:hAnsi="Cambria Math"/>
                       </w:rPr>
-                      <m:t>M</m:t>
-                    </m:r>
-                    <m:r>
-                      <w:rPr>
-                        <w:rFonts w:ascii="Cambria Math" w:hAnsi="Cambria Math"/>
-                      </w:rPr>
-                      <m:t>0</m:t>
-                    </m:r>
-                    <m:r>
-                      <w:rPr>
-                        <w:rFonts w:ascii="Cambria Math" w:hAnsi="Cambria Math"/>
-                      </w:rPr>
-                      <m:t>pred</m:t>
+                      <m:t>M0pred</m:t>
                     </m:r>
                   </m:e>
                   <m:sub>
@@ -1649,19 +1627,7 @@
                       <w:rPr>
                         <w:rFonts w:ascii="Cambria Math" w:hAnsi="Cambria Math"/>
                       </w:rPr>
-                      <m:t>M</m:t>
-                    </m:r>
-                    <m:r>
-                      <w:rPr>
-                        <w:rFonts w:ascii="Cambria Math" w:hAnsi="Cambria Math"/>
-                      </w:rPr>
-                      <m:t>0</m:t>
-                    </m:r>
-                    <m:r>
-                      <w:rPr>
-                        <w:rFonts w:ascii="Cambria Math" w:hAnsi="Cambria Math"/>
-                      </w:rPr>
-                      <m:t>pred</m:t>
+                      <m:t>M0pred</m:t>
                     </m:r>
                   </m:e>
                   <m:sub>
@@ -1842,7 +1808,7 @@
       <w:r>
         <w:t xml:space="preserve"> by all predators, </w:t>
       </w:r>
-      <w:bookmarkStart w:id="7" w:name="_Hlk125369919"/>
+      <w:bookmarkStart w:id="6" w:name="_Hlk125369919"/>
       <w:proofErr w:type="spellStart"/>
       <w:r>
         <w:rPr>
@@ -1852,7 +1818,7 @@
         </w:rPr>
         <w:t>Ftime</w:t>
       </w:r>
-      <w:bookmarkEnd w:id="7"/>
+      <w:bookmarkEnd w:id="6"/>
       <w:proofErr w:type="spellEnd"/>
       <w:r>
         <w:t xml:space="preserve"> is the fraction of other mortality sensitive to changes in feeding time, </w:t>
@@ -1906,14 +1872,14 @@
       <w:pPr>
         <w:pStyle w:val="Heading1"/>
       </w:pPr>
-      <w:bookmarkStart w:id="8" w:name="_Toc93998920"/>
+      <w:bookmarkStart w:id="7" w:name="_Toc93998920"/>
       <w:r>
         <w:t xml:space="preserve">Configuring </w:t>
       </w:r>
       <w:r>
         <w:t xml:space="preserve">M0 environmental response functions </w:t>
       </w:r>
-      <w:bookmarkEnd w:id="8"/>
+      <w:bookmarkEnd w:id="7"/>
     </w:p>
     <w:p>
       <w:r>
@@ -2135,13 +2101,13 @@
         <w:pStyle w:val="Heading1"/>
         <w:ind w:left="-4"/>
       </w:pPr>
-      <w:bookmarkStart w:id="9" w:name="_Toc90460746"/>
-      <w:bookmarkStart w:id="10" w:name="_Toc93998921"/>
+      <w:bookmarkStart w:id="8" w:name="_Toc90460746"/>
+      <w:bookmarkStart w:id="9" w:name="_Toc93998921"/>
       <w:r>
         <w:t>References</w:t>
       </w:r>
+      <w:bookmarkEnd w:id="8"/>
       <w:bookmarkEnd w:id="9"/>
-      <w:bookmarkEnd w:id="10"/>
     </w:p>
     <w:p>
       <w:r>
@@ -2206,7 +2172,7 @@
 </file>
 
 <file path=word/numbering.xml><?xml version="1.0" encoding="utf-8"?>
-<w:numbering xmlns:wpc="http://schemas.microsoft.com/office/word/2010/wordprocessingCanvas" xmlns:cx="http://schemas.microsoft.com/office/drawing/2014/chartex" xmlns:cx1="http://schemas.microsoft.com/office/drawing/2015/9/8/chartex" xmlns:cx2="http://schemas.microsoft.com/office/drawing/2015/10/21/chartex" xmlns:cx3="http://schemas.microsoft.com/office/drawing/2016/5/9/chartex" xmlns:cx4="http://schemas.microsoft.com/office/drawing/2016/5/10/chartex" xmlns:cx5="http://schemas.microsoft.com/office/drawing/2016/5/11/chartex" xmlns:cx6="http://schemas.microsoft.com/office/drawing/2016/5/12/chartex" xmlns:cx7="http://schemas.microsoft.com/office/drawing/2016/5/13/chartex" xmlns:cx8="http://schemas.microsoft.com/office/drawing/2016/5/14/chartex" xmlns:mc="http://schemas.openxmlformats.org/markup-compatibility/2006" xmlns:aink="http://schemas.microsoft.com/office/drawing/2016/ink" xmlns:am3d="http://schemas.microsoft.com/office/drawing/2017/model3d" xmlns:o="urn:schemas-microsoft-com:office:office" xmlns:r="http://schemas.openxmlformats.org/officeDocument/2006/relationships" xmlns:m="http://schemas.openxmlformats.org/officeDocument/2006/math" xmlns:v="urn:schemas-microsoft-com:vml" xmlns:wp14="http://schemas.microsoft.com/office/word/2010/wordprocessingDrawing" xmlns:wp="http://schemas.openxmlformats.org/drawingml/2006/wordprocessingDrawing" xmlns:w10="urn:schemas-microsoft-com:office:word" xmlns:w="http://schemas.openxmlformats.org/wordprocessingml/2006/main" xmlns:w14="http://schemas.microsoft.com/office/word/2010/wordml" xmlns:w15="http://schemas.microsoft.com/office/word/2012/wordml" xmlns:w16cid="http://schemas.microsoft.com/office/word/2016/wordml/cid" xmlns:w16se="http://schemas.microsoft.com/office/word/2015/wordml/symex" xmlns:wpg="http://schemas.microsoft.com/office/word/2010/wordprocessingGroup" xmlns:wpi="http://schemas.microsoft.com/office/word/2010/wordprocessingInk" xmlns:wne="http://schemas.microsoft.com/office/word/2006/wordml" xmlns:wps="http://schemas.microsoft.com/office/word/2010/wordprocessingShape" mc:Ignorable="w14 w15 w16se w16cid wp14">
+<w:numbering xmlns:wpc="http://schemas.microsoft.com/office/word/2010/wordprocessingCanvas" xmlns:cx="http://schemas.microsoft.com/office/drawing/2014/chartex" xmlns:cx1="http://schemas.microsoft.com/office/drawing/2015/9/8/chartex" xmlns:cx2="http://schemas.microsoft.com/office/drawing/2015/10/21/chartex" xmlns:cx3="http://schemas.microsoft.com/office/drawing/2016/5/9/chartex" xmlns:cx4="http://schemas.microsoft.com/office/drawing/2016/5/10/chartex" xmlns:cx5="http://schemas.microsoft.com/office/drawing/2016/5/11/chartex" xmlns:cx6="http://schemas.microsoft.com/office/drawing/2016/5/12/chartex" xmlns:cx7="http://schemas.microsoft.com/office/drawing/2016/5/13/chartex" xmlns:cx8="http://schemas.microsoft.com/office/drawing/2016/5/14/chartex" xmlns:mc="http://schemas.openxmlformats.org/markup-compatibility/2006" xmlns:aink="http://schemas.microsoft.com/office/drawing/2016/ink" xmlns:am3d="http://schemas.microsoft.com/office/drawing/2017/model3d" xmlns:o="urn:schemas-microsoft-com:office:office" xmlns:oel="http://schemas.microsoft.com/office/2019/extlst" xmlns:r="http://schemas.openxmlformats.org/officeDocument/2006/relationships" xmlns:m="http://schemas.openxmlformats.org/officeDocument/2006/math" xmlns:v="urn:schemas-microsoft-com:vml" xmlns:wp14="http://schemas.microsoft.com/office/word/2010/wordprocessingDrawing" xmlns:wp="http://schemas.openxmlformats.org/drawingml/2006/wordprocessingDrawing" xmlns:w10="urn:schemas-microsoft-com:office:word" xmlns:w="http://schemas.openxmlformats.org/wordprocessingml/2006/main" xmlns:w14="http://schemas.microsoft.com/office/word/2010/wordml" xmlns:w15="http://schemas.microsoft.com/office/word/2012/wordml" xmlns:w16cex="http://schemas.microsoft.com/office/word/2018/wordml/cex" xmlns:w16cid="http://schemas.microsoft.com/office/word/2016/wordml/cid" xmlns:w16="http://schemas.microsoft.com/office/word/2018/wordml" xmlns:w16du="http://schemas.microsoft.com/office/word/2023/wordml/word16du" xmlns:w16sdtdh="http://schemas.microsoft.com/office/word/2020/wordml/sdtdatahash" xmlns:w16se="http://schemas.microsoft.com/office/word/2015/wordml/symex" xmlns:wpg="http://schemas.microsoft.com/office/word/2010/wordprocessingGroup" xmlns:wpi="http://schemas.microsoft.com/office/word/2010/wordprocessingInk" xmlns:wne="http://schemas.microsoft.com/office/word/2006/wordml" xmlns:wps="http://schemas.microsoft.com/office/word/2010/wordprocessingShape" mc:Ignorable="w14 w15 w16se w16cid w16 w16cex w16sdtdh w16du wp14">
   <w:abstractNum w:abstractNumId="0" w15:restartNumberingAfterBreak="0">
     <w:nsid w:val="2A6F3140"/>
     <w:multiLevelType w:val="hybridMultilevel"/>
@@ -3947,44 +3913,44 @@
       </w:rPr>
     </w:lvl>
   </w:abstractNum>
-  <w:num w:numId="1">
+  <w:num w:numId="1" w16cid:durableId="47456901">
     <w:abstractNumId w:val="5"/>
   </w:num>
-  <w:num w:numId="2">
+  <w:num w:numId="2" w16cid:durableId="1935166316">
     <w:abstractNumId w:val="3"/>
   </w:num>
-  <w:num w:numId="3">
+  <w:num w:numId="3" w16cid:durableId="348917245">
     <w:abstractNumId w:val="1"/>
   </w:num>
-  <w:num w:numId="4">
+  <w:num w:numId="4" w16cid:durableId="1592926711">
     <w:abstractNumId w:val="6"/>
   </w:num>
-  <w:num w:numId="5">
+  <w:num w:numId="5" w16cid:durableId="1009066595">
     <w:abstractNumId w:val="9"/>
   </w:num>
-  <w:num w:numId="6">
+  <w:num w:numId="6" w16cid:durableId="1282616836">
     <w:abstractNumId w:val="10"/>
   </w:num>
-  <w:num w:numId="7">
+  <w:num w:numId="7" w16cid:durableId="1045376865">
     <w:abstractNumId w:val="7"/>
   </w:num>
-  <w:num w:numId="8">
+  <w:num w:numId="8" w16cid:durableId="1483736778">
     <w:abstractNumId w:val="8"/>
   </w:num>
-  <w:num w:numId="9">
+  <w:num w:numId="9" w16cid:durableId="544756383">
     <w:abstractNumId w:val="0"/>
   </w:num>
-  <w:num w:numId="10">
+  <w:num w:numId="10" w16cid:durableId="1133981371">
     <w:abstractNumId w:val="4"/>
   </w:num>
-  <w:num w:numId="11">
+  <w:num w:numId="11" w16cid:durableId="1770851734">
     <w:abstractNumId w:val="2"/>
   </w:num>
 </w:numbering>
 </file>
 
 <file path=word/styles.xml><?xml version="1.0" encoding="utf-8"?>
-<w:styles xmlns:mc="http://schemas.openxmlformats.org/markup-compatibility/2006" xmlns:r="http://schemas.openxmlformats.org/officeDocument/2006/relationships" xmlns:w="http://schemas.openxmlformats.org/wordprocessingml/2006/main" xmlns:w14="http://schemas.microsoft.com/office/word/2010/wordml" xmlns:w15="http://schemas.microsoft.com/office/word/2012/wordml" xmlns:w16cid="http://schemas.microsoft.com/office/word/2016/wordml/cid" xmlns:w16se="http://schemas.microsoft.com/office/word/2015/wordml/symex" mc:Ignorable="w14 w15 w16se w16cid">
+<w:styles xmlns:mc="http://schemas.openxmlformats.org/markup-compatibility/2006" xmlns:r="http://schemas.openxmlformats.org/officeDocument/2006/relationships" xmlns:w="http://schemas.openxmlformats.org/wordprocessingml/2006/main" xmlns:w14="http://schemas.microsoft.com/office/word/2010/wordml" xmlns:w15="http://schemas.microsoft.com/office/word/2012/wordml" xmlns:w16cex="http://schemas.microsoft.com/office/word/2018/wordml/cex" xmlns:w16cid="http://schemas.microsoft.com/office/word/2016/wordml/cid" xmlns:w16="http://schemas.microsoft.com/office/word/2018/wordml" xmlns:w16du="http://schemas.microsoft.com/office/word/2023/wordml/word16du" xmlns:w16sdtdh="http://schemas.microsoft.com/office/word/2020/wordml/sdtdatahash" xmlns:w16se="http://schemas.microsoft.com/office/word/2015/wordml/symex" mc:Ignorable="w14 w15 w16se w16cid w16 w16cex w16sdtdh w16du">
   <w:docDefaults>
     <w:rPrDefault>
       <w:rPr>
@@ -4000,7 +3966,7 @@
       </w:pPr>
     </w:pPrDefault>
   </w:docDefaults>
-  <w:latentStyles w:defLockedState="0" w:defUIPriority="99" w:defSemiHidden="0" w:defUnhideWhenUsed="0" w:defQFormat="0" w:count="375">
+  <w:latentStyles w:defLockedState="0" w:defUIPriority="99" w:defSemiHidden="0" w:defUnhideWhenUsed="0" w:defQFormat="0" w:count="376">
     <w:lsdException w:name="Normal" w:uiPriority="0" w:qFormat="1"/>
     <w:lsdException w:name="heading 1" w:uiPriority="9" w:qFormat="1"/>
     <w:lsdException w:name="heading 2" w:semiHidden="1" w:uiPriority="9" w:unhideWhenUsed="1" w:qFormat="1"/>
@@ -4376,6 +4342,7 @@
     <w:lsdException w:name="Smart Hyperlink" w:semiHidden="1" w:unhideWhenUsed="1"/>
     <w:lsdException w:name="Hashtag" w:semiHidden="1" w:unhideWhenUsed="1"/>
     <w:lsdException w:name="Unresolved Mention" w:semiHidden="1" w:unhideWhenUsed="1"/>
+    <w:lsdException w:name="Smart Link" w:semiHidden="1" w:unhideWhenUsed="1"/>
   </w:latentStyles>
   <w:style w:type="paragraph" w:default="1" w:styleId="Normal">
     <w:name w:val="Normal"/>
